--- a/xiaowatt/docs/正式交付物/高效班组管理助手_班组数字画像与班组长AI助手_需求文档_V2.0.docx
+++ b/xiaowatt/docs/正式交付物/高效班组管理助手_班组数字画像与班组长AI助手_需求文档_V2.0.docx
@@ -4963,7 +4963,7 @@
           <w:szCs w:val="21"/>
           <w:rFonts w:ascii="Calibri" w:hAnsi="Calibri" w:eastAsia="微软雅黑"/>
         </w:rPr>
-        <w:t xml:space="preserve">每次点击之后屏幕上出现的是她在查、想、写、办，结果是过程的尾声；</w:t>
+        <w:t xml:space="preserve">每次点击之后屏幕上出现的是小瓦特在查、想、写、办，结果是过程的尾声；</w:t>
       </w:r>
     </w:p>
     <w:p>
@@ -9241,7 +9241,7 @@
                 <w:szCs w:val="20"/>
                 <w:rFonts w:ascii="Calibri" w:hAnsi="Calibri" w:eastAsia="微软雅黑"/>
               </w:rPr>
-              <w:t xml:space="preserve">有形象的班组长助手替她看、想、写、办；派工四规则逐人理由表；星级评价台账驱动实时初步评分；两级视角共用一套数据</w:t>
+              <w:t xml:space="preserve">有形象的班组长助手替班组长看、想、写、办；派工四规则逐人理由表；星级评价台账驱动实时初步评分；两级视角共用一套数据</w:t>
             </w:r>
           </w:p>
         </w:tc>
